--- a/docs/reference.docx
+++ b/docs/reference.docx
@@ -1814,7 +1814,7 @@
                 <w:rFonts w:ascii="Times New Roman" w:hAnsi="Times New Roman" w:eastAsia="Batang"/>
                 <w:sz w:val="22"/>
               </w:rPr>
-              <w:t xml:space="preserve"> accepts half to double</w:t>
+              <w:t xml:space="preserve"> accepts half to double. Above 0 and below 1</w:t>
             </w:r>
           </w:p>
         </w:tc>
@@ -3531,7 +3531,49 @@
           <w:rFonts w:ascii="Times New Roman" w:hAnsi="Times New Roman" w:eastAsia="Batang"/>
           <w:sz w:val="22"/>
         </w:rPr>
-        <w:t xml:space="preserve"> need no flags. A JSON body of up to 20 numbers, such as </w:t>
+        <w:t xml:space="preserve"> need no flags. The exit code is read as a number, so </w:t>
+      </w:r>
+      <w:r>
+        <w:rPr>
+          <w:rFonts w:ascii="Consolas" w:hAnsi="Consolas" w:eastAsia="Consolas"/>
+          <w:sz w:val="18"/>
+        </w:rPr>
+        <w:t>0</w:t>
+      </w:r>
+      <w:r>
+        <w:rPr>
+          <w:rFonts w:ascii="Times New Roman" w:hAnsi="Times New Roman" w:eastAsia="Batang"/>
+          <w:sz w:val="22"/>
+        </w:rPr>
+        <w:t xml:space="preserve">, </w:t>
+      </w:r>
+      <w:r>
+        <w:rPr>
+          <w:rFonts w:ascii="Consolas" w:hAnsi="Consolas" w:eastAsia="Consolas"/>
+          <w:sz w:val="18"/>
+        </w:rPr>
+        <w:t>00</w:t>
+      </w:r>
+      <w:r>
+        <w:rPr>
+          <w:rFonts w:ascii="Times New Roman" w:hAnsi="Times New Roman" w:eastAsia="Batang"/>
+          <w:sz w:val="22"/>
+        </w:rPr>
+        <w:t xml:space="preserve"> and </w:t>
+      </w:r>
+      <w:r>
+        <w:rPr>
+          <w:rFonts w:ascii="Consolas" w:hAnsi="Consolas" w:eastAsia="Consolas"/>
+          <w:sz w:val="18"/>
+        </w:rPr>
+        <w:t>+0</w:t>
+      </w:r>
+      <w:r>
+        <w:rPr>
+          <w:rFonts w:ascii="Times New Roman" w:hAnsi="Times New Roman" w:eastAsia="Batang"/>
+          <w:sz w:val="22"/>
+        </w:rPr>
+        <w:t xml:space="preserve"> are all a success. A JSON body of up to 20 numbers, such as </w:t>
       </w:r>
       <w:r>
         <w:rPr>
@@ -3660,7 +3702,21 @@
           <w:rFonts w:ascii="Times New Roman" w:hAnsi="Times New Roman" w:eastAsia="Batang"/>
           <w:sz w:val="22"/>
         </w:rPr>
-        <w:t>, Chapter IV, Section 3). Bodies are limited to 1 MB.</w:t>
+        <w:t xml:space="preserve">, Chapter IV, Section 3). Bodies are limited to 1 MB. </w:t>
+      </w:r>
+      <w:r>
+        <w:rPr>
+          <w:rFonts w:ascii="Consolas" w:hAnsi="Consolas" w:eastAsia="Consolas"/>
+          <w:sz w:val="18"/>
+        </w:rPr>
+        <w:t>millis</w:t>
+      </w:r>
+      <w:r>
+        <w:rPr>
+          <w:rFonts w:ascii="Times New Roman" w:hAnsi="Times New Roman" w:eastAsia="Batang"/>
+          <w:sz w:val="22"/>
+        </w:rPr>
+        <w:t xml:space="preserve"> below 0 counts as 0, and above one day as one day, so a gateway reporting nonsense cannot disturb the counts.</w:t>
       </w:r>
     </w:p>
     <w:p>
@@ -4116,7 +4172,7 @@
                 <w:rFonts w:ascii="Times New Roman" w:hAnsi="Times New Roman" w:eastAsia="Batang"/>
                 <w:sz w:val="22"/>
               </w:rPr>
-              <w:t xml:space="preserve">Must exist in </w:t>
+              <w:t xml:space="preserve">An owner from </w:t>
             </w:r>
             <w:r>
               <w:rPr>
@@ -4124,6 +4180,13 @@
                 <w:sz w:val="18"/>
               </w:rPr>
               <w:t>[owners]</w:t>
+            </w:r>
+            <w:r>
+              <w:rPr>
+                <w:rFonts w:ascii="Times New Roman" w:hAnsi="Times New Roman" w:eastAsia="Batang"/>
+                <w:sz w:val="22"/>
+              </w:rPr>
+              <w:t>. One that is not there is ignored and logged, so the report still counts</w:t>
             </w:r>
           </w:p>
         </w:tc>
@@ -4738,7 +4801,7 @@
                 <w:rFonts w:ascii="Times New Roman" w:hAnsi="Times New Roman" w:eastAsia="Batang"/>
                 <w:sz w:val="22"/>
               </w:rPr>
-              <w:t xml:space="preserve">Trust </w:t>
+              <w:t xml:space="preserve">Trust the last </w:t>
             </w:r>
             <w:r>
               <w:rPr>
@@ -4752,7 +4815,7 @@
                 <w:rFonts w:ascii="Times New Roman" w:hAnsi="Times New Roman" w:eastAsia="Batang"/>
                 <w:sz w:val="22"/>
               </w:rPr>
-              <w:t xml:space="preserve"> from a proxy in front, so rate limits see the real client</w:t>
+              <w:t xml:space="preserve"> address, which the proxy in front appends, so rate limits see the real client</w:t>
             </w:r>
           </w:p>
         </w:tc>

--- a/docs/reference.docx
+++ b/docs/reference.docx
@@ -1603,7 +1603,21 @@
                 <w:rFonts w:ascii="Times New Roman" w:hAnsi="Times New Roman" w:eastAsia="Batang"/>
                 <w:sz w:val="22"/>
               </w:rPr>
-              <w:t>Shown in the dashboard's source column</w:t>
+              <w:t xml:space="preserve">Shown in the dashboard's source column. HTTP checks, Databricks jobs and </w:t>
+            </w:r>
+            <w:r>
+              <w:rPr>
+                <w:rFonts w:ascii="Consolas" w:hAnsi="Consolas" w:eastAsia="Consolas"/>
+                <w:sz w:val="18"/>
+              </w:rPr>
+              <w:t>gs://</w:t>
+            </w:r>
+            <w:r>
+              <w:rPr>
+                <w:rFonts w:ascii="Times New Roman" w:hAnsi="Times New Roman" w:eastAsia="Batang"/>
+                <w:sz w:val="22"/>
+              </w:rPr>
+              <w:t xml:space="preserve"> storage also link to their page</w:t>
             </w:r>
           </w:p>
         </w:tc>

--- a/docs/reference.docx
+++ b/docs/reference.docx
@@ -2381,7 +2381,7 @@
                 <w:rFonts w:ascii="Times New Roman" w:hAnsi="Times New Roman" w:eastAsia="Batang"/>
                 <w:sz w:val="22"/>
               </w:rPr>
-              <w:t xml:space="preserve">A new, non-empty matching file. A file older than </w:t>
+              <w:t xml:space="preserve">A new, non-empty matching file, once unchanged on two polls. A file still there </w:t>
             </w:r>
             <w:r>
               <w:rPr>
@@ -2395,7 +2395,7 @@
                 <w:rFonts w:ascii="Times New Roman" w:hAnsi="Times New Roman" w:eastAsia="Batang"/>
                 <w:sz w:val="22"/>
               </w:rPr>
-              <w:t xml:space="preserve"> has not been collected</w:t>
+              <w:t xml:space="preserve"> after it appeared has not been collected</w:t>
             </w:r>
           </w:p>
         </w:tc>

--- a/docs/reference.docx
+++ b/docs/reference.docx
@@ -49,7 +49,7 @@
           <w:rFonts w:ascii="Times New Roman" w:hAnsi="Times New Roman" w:eastAsia="Batang"/>
           <w:sz w:val="22"/>
         </w:rPr>
-        <w:t xml:space="preserve"> Complete. Describes version 0.2.0 as built. </w:t>
+        <w:t xml:space="preserve"> Complete. Describes version 0.2.1 as built. </w:t>
       </w:r>
       <w:r>
         <w:rPr>

--- a/docs/reference.docx
+++ b/docs/reference.docx
@@ -5787,6 +5787,80 @@
                 <w:rFonts w:ascii="Consolas" w:hAnsi="Consolas" w:eastAsia="Consolas"/>
                 <w:sz w:val="18"/>
               </w:rPr>
+              <w:t>DATABRICKS_WAREHOUSE_ID</w:t>
+            </w:r>
+          </w:p>
+        </w:tc>
+        <w:tc>
+          <w:tcPr>
+            <w:tcW w:type="dxa" w:w="4702"/>
+          </w:tcPr>
+          <w:p>
+            <w:r>
+              <w:rPr>
+                <w:rFonts w:ascii="Times New Roman" w:hAnsi="Times New Roman" w:eastAsia="Batang"/>
+                <w:sz w:val="22"/>
+              </w:rPr>
+              <w:t xml:space="preserve">A SQL warehouse; turns on cost per Databricks job (see </w:t>
+            </w:r>
+            <w:r>
+              <w:rPr>
+                <w:rFonts w:ascii="Consolas" w:hAnsi="Consolas" w:eastAsia="Consolas"/>
+                <w:sz w:val="18"/>
+              </w:rPr>
+              <w:t>operations.md</w:t>
+            </w:r>
+            <w:r>
+              <w:rPr>
+                <w:rFonts w:ascii="Times New Roman" w:hAnsi="Times New Roman" w:eastAsia="Batang"/>
+                <w:sz w:val="22"/>
+              </w:rPr>
+              <w:t>, Chapter II, Section 9)</w:t>
+            </w:r>
+          </w:p>
+        </w:tc>
+      </w:tr>
+      <w:tr>
+        <w:tc>
+          <w:tcPr>
+            <w:tcW w:type="dxa" w:w="4702"/>
+          </w:tcPr>
+          <w:p>
+            <w:r>
+              <w:rPr>
+                <w:rFonts w:ascii="Consolas" w:hAnsi="Consolas" w:eastAsia="Consolas"/>
+                <w:sz w:val="18"/>
+              </w:rPr>
+              <w:t>DATABRICKS_WORKSPACE_ID</w:t>
+            </w:r>
+          </w:p>
+        </w:tc>
+        <w:tc>
+          <w:tcPr>
+            <w:tcW w:type="dxa" w:w="4702"/>
+          </w:tcPr>
+          <w:p>
+            <w:r>
+              <w:rPr>
+                <w:rFonts w:ascii="Times New Roman" w:hAnsi="Times New Roman" w:eastAsia="Batang"/>
+                <w:sz w:val="22"/>
+              </w:rPr>
+              <w:t>Keeps costs to this workspace. The billing tables cover the whole account, and job ids are only unique per workspace</w:t>
+            </w:r>
+          </w:p>
+        </w:tc>
+      </w:tr>
+      <w:tr>
+        <w:tc>
+          <w:tcPr>
+            <w:tcW w:type="dxa" w:w="4702"/>
+          </w:tcPr>
+          <w:p>
+            <w:r>
+              <w:rPr>
+                <w:rFonts w:ascii="Consolas" w:hAnsi="Consolas" w:eastAsia="Consolas"/>
+                <w:sz w:val="18"/>
+              </w:rPr>
               <w:t>DELTA_URI</w:t>
             </w:r>
           </w:p>

--- a/docs/reference.docx
+++ b/docs/reference.docx
@@ -49,7 +49,7 @@
           <w:rFonts w:ascii="Times New Roman" w:hAnsi="Times New Roman" w:eastAsia="Batang"/>
           <w:sz w:val="22"/>
         </w:rPr>
-        <w:t xml:space="preserve"> Complete. Describes version 0.2.1 as built. </w:t>
+        <w:t xml:space="preserve"> Complete. Describes version 0.3.0 as built. </w:t>
       </w:r>
       <w:r>
         <w:rPr>
